--- a/projects/ciszupy/docs/docx/TERMS_AND_CONDITIONS.docx
+++ b/projects/ciszupy/docs/docx/TERMS_AND_CONDITIONS.docx
@@ -7,7 +7,7 @@
         <w:pStyle w:val="FirstParagraph"/>
       </w:pPr>
       <w:r>
-        <w:t xml:space="preserve">CISZUBOT - DOCUMENTACIÓN OFICIAL</w:t>
+        <w:t xml:space="preserve">CISZUPY - DOCUMENTACIÓN OFICIAL</w:t>
       </w:r>
       <w:r>
         <w:t xml:space="preserve"> </w:t>
@@ -19,19 +19,19 @@
         <w:t xml:space="preserve"> </w:t>
       </w:r>
       <w:r>
-        <w:t xml:space="preserve">Versión: 2.5.5</w:t>
-      </w:r>
-      <w:r>
-        <w:t xml:space="preserve"> </w:t>
-      </w:r>
-      <w:r>
-        <w:t xml:space="preserve">Actualización: 2026-07-28</w:t>
-      </w:r>
-      <w:r>
-        <w:t xml:space="preserve"> </w:t>
-      </w:r>
-      <w:r>
-        <w:t xml:space="preserve">Identificador: TERMS_AND_CONDITIONS_V2.5.5_2026_07_28_ciszubot</w:t>
+        <w:t xml:space="preserve">Versión: 0.1.0</w:t>
+      </w:r>
+      <w:r>
+        <w:t xml:space="preserve"> </w:t>
+      </w:r>
+      <w:r>
+        <w:t xml:space="preserve">Actualización: 2026-09-17</w:t>
+      </w:r>
+      <w:r>
+        <w:t xml:space="preserve"> </w:t>
+      </w:r>
+      <w:r>
+        <w:t xml:space="preserve">Identificador: TERMS_AND_CONDITIONS_V0.1.0_2026_09_17_ciszupy</w:t>
       </w:r>
     </w:p>
     <w:p>
@@ -68,13 +68,13 @@
         <w:t xml:space="preserve"> </w:t>
       </w:r>
       <w:r>
-        <w:t xml:space="preserve">Al invitar o usar a Ciszubot en un servidor de Discord, usted acepta estos</w:t>
-      </w:r>
-      <w:r>
-        <w:t xml:space="preserve"> </w:t>
-      </w:r>
-      <w:r>
-        <w:t xml:space="preserve">términos. Si no está de acuerdo, no utilice el bot.</w:t>
+        <w:t xml:space="preserve">Al usar Ciszupy, usted acepta estos términos. Si no está de acuerdo,</w:t>
+      </w:r>
+      <w:r>
+        <w:t xml:space="preserve"> </w:t>
+      </w:r>
+      <w:r>
+        <w:t xml:space="preserve">no utilice el paquete.</w:t>
       </w:r>
     </w:p>
     <w:p>
@@ -82,13 +82,13 @@
         <w:pStyle w:val="BodyText"/>
       </w:pPr>
       <w:r>
-        <w:t xml:space="preserve">ARTÍCULO 2: USO DEL BOT</w:t>
-      </w:r>
-      <w:r>
-        <w:t xml:space="preserve"> </w:t>
-      </w:r>
-      <w:r>
-        <w:t xml:space="preserve">Ciszubot se proporciona</w:t>
+        <w:t xml:space="preserve">ARTÍCULO 2: USO DEL PAQUETE</w:t>
+      </w:r>
+      <w:r>
+        <w:t xml:space="preserve"> </w:t>
+      </w:r>
+      <w:r>
+        <w:t xml:space="preserve">Ciszupy se proporciona</w:t>
       </w:r>
       <w:r>
         <w:t xml:space="preserve"> </w:t>
@@ -100,7 +100,7 @@
         <w:t xml:space="preserve"> </w:t>
       </w:r>
       <w:r>
-        <w:t xml:space="preserve">para fines de entretenimiento y utilidad.</w:t>
+        <w:t xml:space="preserve">para fines personales y educativos.</w:t>
       </w:r>
       <w:r>
         <w:t xml:space="preserve"> </w:t>
@@ -120,13 +120,7 @@
         <w:t xml:space="preserve"> </w:t>
       </w:r>
       <w:r>
-        <w:t xml:space="preserve">Ciszubot no almacena datos personales. Los mensajes de confess se eliminan</w:t>
-      </w:r>
-      <w:r>
-        <w:t xml:space="preserve"> </w:t>
-      </w:r>
-      <w:r>
-        <w:t xml:space="preserve">inmediatamente después de su envío.</w:t>
+        <w:t xml:space="preserve">Ciszupy no almacena datos personales. Funciona completamente offline.</w:t>
       </w:r>
     </w:p>
     <w:p>
@@ -140,13 +134,13 @@
         <w:t xml:space="preserve"> </w:t>
       </w:r>
       <w:r>
-        <w:t xml:space="preserve">El desarrollador no se hace responsable del uso indebido del bot por parte</w:t>
-      </w:r>
-      <w:r>
-        <w:t xml:space="preserve"> </w:t>
-      </w:r>
-      <w:r>
-        <w:t xml:space="preserve">de los usuarios o administradores de servidores.</w:t>
+        <w:t xml:space="preserve">El desarrollador no se hace responsable del uso indebido del paquete</w:t>
+      </w:r>
+      <w:r>
+        <w:t xml:space="preserve"> </w:t>
+      </w:r>
+      <w:r>
+        <w:t xml:space="preserve">por parte de los usuarios.</w:t>
       </w:r>
     </w:p>
     <w:p>
@@ -189,13 +183,13 @@
         <w:t xml:space="preserve"> </w:t>
       </w:r>
       <w:r>
-        <w:t xml:space="preserve">By inviting or using Ciszubot on a Discord server, you agree to these terms.</w:t>
-      </w:r>
-      <w:r>
-        <w:t xml:space="preserve"> </w:t>
-      </w:r>
-      <w:r>
-        <w:t xml:space="preserve">If you do not agree, do not use the bot.</w:t>
+        <w:t xml:space="preserve">By using Ciszupy, you agree to these terms. If you do not agree,</w:t>
+      </w:r>
+      <w:r>
+        <w:t xml:space="preserve"> </w:t>
+      </w:r>
+      <w:r>
+        <w:t xml:space="preserve">do not use the package.</w:t>
       </w:r>
     </w:p>
     <w:p>
@@ -203,13 +197,13 @@
         <w:pStyle w:val="BodyText"/>
       </w:pPr>
       <w:r>
-        <w:t xml:space="preserve">ARTICLE 2: BOT USAGE</w:t>
-      </w:r>
-      <w:r>
-        <w:t xml:space="preserve"> </w:t>
-      </w:r>
-      <w:r>
-        <w:t xml:space="preserve">Ciszubot is provided</w:t>
+        <w:t xml:space="preserve">ARTICLE 2: PACKAGE USAGE</w:t>
+      </w:r>
+      <w:r>
+        <w:t xml:space="preserve"> </w:t>
+      </w:r>
+      <w:r>
+        <w:t xml:space="preserve">Ciszupy is provided</w:t>
       </w:r>
       <w:r>
         <w:t xml:space="preserve"> </w:t>
@@ -221,7 +215,7 @@
         <w:t xml:space="preserve"> </w:t>
       </w:r>
       <w:r>
-        <w:t xml:space="preserve">for entertainment and utility purposes.</w:t>
+        <w:t xml:space="preserve">for personal and educational purposes.</w:t>
       </w:r>
       <w:r>
         <w:t xml:space="preserve"> </w:t>
@@ -241,13 +235,7 @@
         <w:t xml:space="preserve"> </w:t>
       </w:r>
       <w:r>
-        <w:t xml:space="preserve">Ciszubot does not store personal data. Confess messages are deleted</w:t>
-      </w:r>
-      <w:r>
-        <w:t xml:space="preserve"> </w:t>
-      </w:r>
-      <w:r>
-        <w:t xml:space="preserve">immediately after sending.</w:t>
+        <w:t xml:space="preserve">Ciszupy does not store personal data. It works completely offline.</w:t>
       </w:r>
     </w:p>
     <w:p>
@@ -261,13 +249,7 @@
         <w:t xml:space="preserve"> </w:t>
       </w:r>
       <w:r>
-        <w:t xml:space="preserve">The developer is not responsible for misuse of the bot by server users</w:t>
-      </w:r>
-      <w:r>
-        <w:t xml:space="preserve"> </w:t>
-      </w:r>
-      <w:r>
-        <w:t xml:space="preserve">or administrators.</w:t>
+        <w:t xml:space="preserve">The developer is not responsible for misuse of the package by users.</w:t>
       </w:r>
     </w:p>
     <w:p>
